--- a/resume.docx
+++ b/resume.docx
@@ -3,14 +3,22 @@
 <w:document xmlns:wpc="http://schemas.microsoft.com/office/word/2010/wordprocessingCanvas" xmlns:cx="http://schemas.microsoft.com/office/drawing/2014/chartex" xmlns:cx1="http://schemas.microsoft.com/office/drawing/2015/9/8/chartex" xmlns:cx2="http://schemas.microsoft.com/office/drawing/2015/10/21/chartex" xmlns:cx3="http://schemas.microsoft.com/office/drawing/2016/5/9/chartex" xmlns:cx4="http://schemas.microsoft.com/office/drawing/2016/5/10/chartex" xmlns:cx5="http://schemas.microsoft.com/office/drawing/2016/5/11/chartex" xmlns:cx6="http://schemas.microsoft.com/office/drawing/2016/5/12/chartex" xmlns:cx7="http://schemas.microsoft.com/office/drawing/2016/5/13/chartex" xmlns:cx8="http://schemas.microsoft.com/office/drawing/2016/5/14/chartex" xmlns:mc="http://schemas.openxmlformats.org/markup-compatibility/2006" xmlns:aink="http://schemas.microsoft.com/office/drawing/2016/ink" xmlns:am3d="http://schemas.microsoft.com/office/drawing/2017/model3d" xmlns:o="urn:schemas-microsoft-com:office:office" xmlns:oel="http://schemas.microsoft.com/office/2019/extlst" xmlns:r="http://schemas.openxmlformats.org/officeDocument/2006/relationships" xmlns:m="http://schemas.openxmlformats.org/officeDocument/2006/math" xmlns:v="urn:schemas-microsoft-com:vml" xmlns:wp14="http://schemas.microsoft.com/office/word/2010/wordprocessingDrawing" xmlns:wp="http://schemas.openxmlformats.org/drawingml/2006/wordprocessingDrawing" xmlns:w10="urn:schemas-microsoft-com:office:word" xmlns:w="http://schemas.openxmlformats.org/wordprocessingml/2006/main" xmlns:w14="http://schemas.microsoft.com/office/word/2010/wordml" xmlns:w15="http://schemas.microsoft.com/office/word/2012/wordml" xmlns:w16cex="http://schemas.microsoft.com/office/word/2018/wordml/cex" xmlns:w16cid="http://schemas.microsoft.com/office/word/2016/wordml/cid" xmlns:w16="http://schemas.microsoft.com/office/word/2018/wordml" xmlns:w16sdtdh="http://schemas.microsoft.com/office/word/2020/wordml/sdtdatahash" xmlns:w16se="http://schemas.microsoft.com/office/word/2015/wordml/symex" xmlns:wpg="http://schemas.microsoft.com/office/word/2010/wordprocessingGroup" xmlns:wpi="http://schemas.microsoft.com/office/word/2010/wordprocessingInk" xmlns:wne="http://schemas.microsoft.com/office/word/2006/wordml" xmlns:wps="http://schemas.microsoft.com/office/word/2010/wordprocessingShape" mc:Ignorable="w14 w15 w16se w16cid w16 w16cex w16sdtdh wp14">
   <w:body>
     <w:p>
+      <w:pPr>
+        <w:sectPr>
+          <w:pgSz w:w="12240" w:h="15840"/>
+          <w:pgMar w:top="1440" w:right="1440" w:bottom="1440" w:left="1440" w:header="720" w:footer="720" w:gutter="0"/>
+          <w:cols w:space="720"/>
+          <w:docGrid w:linePitch="360"/>
+        </w:sectPr>
+      </w:pPr>
       <w:r>
         <w:rPr>
           <w:noProof/>
         </w:rPr>
         <w:drawing>
-          <wp:inline distT="0" distB="0" distL="0" distR="0" wp14:anchorId="19D45C50" wp14:editId="229F6EBC">
-            <wp:extent cx="2863094" cy="685800"/>
-            <wp:effectExtent l="0" t="0" r="0" b="0"/>
+          <wp:inline distT="0" distB="0" distL="0" distR="0" wp14:anchorId="19D45C50" wp14:editId="6A4425E0">
+            <wp:extent cx="3817458" cy="914400"/>
+            <wp:effectExtent l="0" t="0" r="5715" b="0"/>
             <wp:docPr id="1" name="Picture 1"/>
             <wp:cNvGraphicFramePr>
               <a:graphicFrameLocks xmlns:a="http://schemas.openxmlformats.org/drawingml/2006/main" noChangeAspect="1"/>
@@ -37,7 +45,7 @@
                   <pic:spPr>
                     <a:xfrm>
                       <a:off x="0" y="0"/>
-                      <a:ext cx="2940507" cy="704343"/>
+                      <a:ext cx="3936696" cy="942961"/>
                     </a:xfrm>
                     <a:prstGeom prst="rect">
                       <a:avLst/>
@@ -50,6 +58,7 @@
         </w:drawing>
       </w:r>
     </w:p>
+    <w:p/>
     <w:p>
       <w:pPr>
         <w:pBdr>
@@ -568,7 +577,7 @@
           <w:numId w:val="4"/>
         </w:numPr>
         <w:spacing w:before="0" w:line="276" w:lineRule="auto"/>
-        <w:ind w:left="360"/>
+        <w:ind w:left="270" w:hanging="270"/>
         <w:textAlignment w:val="baseline"/>
         <w:rPr>
           <w:rFonts w:ascii="Tenor Sans" w:hAnsi="Tenor Sans"/>
@@ -624,6 +633,105 @@
           <w:shd w:val="clear" w:color="auto" w:fill="FFFFFF"/>
         </w:rPr>
         <w:t>kills</w:t>
+      </w:r>
+    </w:p>
+    <w:p>
+      <w:pPr>
+        <w:pStyle w:val="NormalWeb"/>
+        <w:numPr>
+          <w:ilvl w:val="0"/>
+          <w:numId w:val="1"/>
+        </w:numPr>
+        <w:spacing w:before="0" w:beforeAutospacing="0" w:after="0" w:afterAutospacing="0" w:line="276" w:lineRule="auto"/>
+        <w:ind w:left="270" w:hanging="270"/>
+        <w:textAlignment w:val="baseline"/>
+        <w:rPr>
+          <w:rFonts w:ascii="Tenor Sans" w:hAnsi="Tenor Sans"/>
+          <w:color w:val="000000"/>
+          <w:sz w:val="20"/>
+          <w:szCs w:val="20"/>
+        </w:rPr>
+      </w:pPr>
+      <w:r>
+        <w:rPr>
+          <w:rFonts w:ascii="Tenor Sans" w:hAnsi="Tenor Sans"/>
+          <w:color w:val="000000"/>
+          <w:sz w:val="20"/>
+          <w:szCs w:val="20"/>
+        </w:rPr>
+        <w:t>Writing (</w:t>
+      </w:r>
+      <w:r>
+        <w:rPr>
+          <w:rFonts w:ascii="Tenor Sans" w:hAnsi="Tenor Sans"/>
+          <w:color w:val="000000"/>
+          <w:sz w:val="20"/>
+          <w:szCs w:val="20"/>
+        </w:rPr>
+        <w:t xml:space="preserve">stories, </w:t>
+      </w:r>
+      <w:r>
+        <w:rPr>
+          <w:rFonts w:ascii="Tenor Sans" w:hAnsi="Tenor Sans"/>
+          <w:color w:val="000000"/>
+          <w:sz w:val="20"/>
+          <w:szCs w:val="20"/>
+        </w:rPr>
+        <w:t xml:space="preserve">emails, occasional haiku) </w:t>
+      </w:r>
+    </w:p>
+    <w:p>
+      <w:pPr>
+        <w:pStyle w:val="NormalWeb"/>
+        <w:numPr>
+          <w:ilvl w:val="0"/>
+          <w:numId w:val="1"/>
+        </w:numPr>
+        <w:spacing w:before="0" w:beforeAutospacing="0" w:after="0" w:afterAutospacing="0" w:line="276" w:lineRule="auto"/>
+        <w:ind w:left="270" w:hanging="270"/>
+        <w:textAlignment w:val="baseline"/>
+        <w:rPr>
+          <w:rFonts w:ascii="Tenor Sans" w:hAnsi="Tenor Sans"/>
+          <w:color w:val="000000"/>
+          <w:sz w:val="20"/>
+          <w:szCs w:val="20"/>
+        </w:rPr>
+      </w:pPr>
+      <w:r>
+        <w:rPr>
+          <w:rFonts w:ascii="Tenor Sans" w:hAnsi="Tenor Sans"/>
+          <w:color w:val="000000"/>
+          <w:sz w:val="20"/>
+          <w:szCs w:val="20"/>
+        </w:rPr>
+        <w:t xml:space="preserve">Big effing insights </w:t>
+      </w:r>
+    </w:p>
+    <w:p>
+      <w:pPr>
+        <w:pStyle w:val="NormalWeb"/>
+        <w:numPr>
+          <w:ilvl w:val="0"/>
+          <w:numId w:val="1"/>
+        </w:numPr>
+        <w:spacing w:before="0" w:beforeAutospacing="0" w:after="0" w:afterAutospacing="0" w:line="276" w:lineRule="auto"/>
+        <w:ind w:left="270" w:hanging="270"/>
+        <w:textAlignment w:val="baseline"/>
+        <w:rPr>
+          <w:rFonts w:ascii="Tenor Sans" w:hAnsi="Tenor Sans"/>
+          <w:color w:val="000000"/>
+          <w:sz w:val="20"/>
+          <w:szCs w:val="20"/>
+        </w:rPr>
+      </w:pPr>
+      <w:r>
+        <w:rPr>
+          <w:rFonts w:ascii="Tenor Sans" w:hAnsi="Tenor Sans"/>
+          <w:color w:val="000000"/>
+          <w:sz w:val="20"/>
+          <w:szCs w:val="20"/>
+        </w:rPr>
+        <w:t>Playing well with others</w:t>
       </w:r>
     </w:p>
     <w:p>
@@ -677,25 +785,15 @@
           <w:sz w:val="20"/>
           <w:szCs w:val="20"/>
         </w:rPr>
-        <w:t>Writing (</w:t>
-      </w:r>
-      <w:r>
-        <w:rPr>
-          <w:rFonts w:ascii="Tenor Sans" w:hAnsi="Tenor Sans"/>
-          <w:color w:val="000000"/>
-          <w:sz w:val="20"/>
-          <w:szCs w:val="20"/>
-        </w:rPr>
-        <w:t xml:space="preserve">stories, </w:t>
-      </w:r>
-      <w:r>
-        <w:rPr>
-          <w:rFonts w:ascii="Tenor Sans" w:hAnsi="Tenor Sans"/>
-          <w:color w:val="000000"/>
-          <w:sz w:val="20"/>
-          <w:szCs w:val="20"/>
-        </w:rPr>
-        <w:t xml:space="preserve">emails, occasional haiku) </w:t>
+        <w:t>Cinephile (</w:t>
+      </w:r>
+      <w:r>
+        <w:rPr>
+          <w:rFonts w:ascii="Tenor Sans" w:hAnsi="Tenor Sans"/>
+          <w:sz w:val="20"/>
+          <w:szCs w:val="20"/>
+        </w:rPr>
+        <w:t>AMC Stub’s A-List)</w:t>
       </w:r>
     </w:p>
     <w:p>
@@ -722,7 +820,7 @@
           <w:sz w:val="20"/>
           <w:szCs w:val="20"/>
         </w:rPr>
-        <w:t xml:space="preserve">Big effing insights </w:t>
+        <w:t xml:space="preserve">Knowing every Bob Dylan lyric </w:t>
       </w:r>
     </w:p>
     <w:p>
@@ -749,7 +847,7 @@
           <w:sz w:val="20"/>
           <w:szCs w:val="20"/>
         </w:rPr>
-        <w:t>Playing well with others</w:t>
+        <w:t xml:space="preserve">Soccer ball juggler </w:t>
       </w:r>
     </w:p>
     <w:p>
@@ -776,158 +874,6 @@
           <w:sz w:val="20"/>
           <w:szCs w:val="20"/>
         </w:rPr>
-        <w:t>Haberdasher</w:t>
-      </w:r>
-      <w:r>
-        <w:rPr>
-          <w:rFonts w:ascii="Tenor Sans" w:hAnsi="Tenor Sans"/>
-          <w:color w:val="000000"/>
-          <w:sz w:val="20"/>
-          <w:szCs w:val="20"/>
-        </w:rPr>
-        <w:t xml:space="preserve"> (aspiring) </w:t>
-      </w:r>
-    </w:p>
-    <w:p>
-      <w:pPr>
-        <w:pStyle w:val="NormalWeb"/>
-        <w:numPr>
-          <w:ilvl w:val="0"/>
-          <w:numId w:val="1"/>
-        </w:numPr>
-        <w:spacing w:before="0" w:beforeAutospacing="0" w:after="0" w:afterAutospacing="0" w:line="276" w:lineRule="auto"/>
-        <w:ind w:left="270" w:hanging="270"/>
-        <w:textAlignment w:val="baseline"/>
-        <w:rPr>
-          <w:rFonts w:ascii="Tenor Sans" w:hAnsi="Tenor Sans"/>
-          <w:color w:val="000000"/>
-          <w:sz w:val="20"/>
-          <w:szCs w:val="20"/>
-        </w:rPr>
-      </w:pPr>
-      <w:r>
-        <w:rPr>
-          <w:rFonts w:ascii="Tenor Sans" w:hAnsi="Tenor Sans"/>
-          <w:color w:val="000000"/>
-          <w:sz w:val="20"/>
-          <w:szCs w:val="20"/>
-        </w:rPr>
-        <w:t xml:space="preserve">Sommelier (de facto) </w:t>
-      </w:r>
-    </w:p>
-    <w:p>
-      <w:pPr>
-        <w:pStyle w:val="NormalWeb"/>
-        <w:numPr>
-          <w:ilvl w:val="0"/>
-          <w:numId w:val="1"/>
-        </w:numPr>
-        <w:spacing w:before="0" w:beforeAutospacing="0" w:after="0" w:afterAutospacing="0" w:line="276" w:lineRule="auto"/>
-        <w:ind w:left="270" w:hanging="270"/>
-        <w:textAlignment w:val="baseline"/>
-        <w:rPr>
-          <w:rFonts w:ascii="Tenor Sans" w:hAnsi="Tenor Sans"/>
-          <w:color w:val="000000"/>
-          <w:sz w:val="20"/>
-          <w:szCs w:val="20"/>
-        </w:rPr>
-      </w:pPr>
-      <w:r>
-        <w:rPr>
-          <w:rFonts w:ascii="Tenor Sans" w:hAnsi="Tenor Sans"/>
-          <w:color w:val="000000"/>
-          <w:sz w:val="20"/>
-          <w:szCs w:val="20"/>
-        </w:rPr>
-        <w:t>Cinephile (</w:t>
-      </w:r>
-      <w:r>
-        <w:rPr>
-          <w:rFonts w:ascii="Tenor Sans" w:hAnsi="Tenor Sans"/>
-          <w:sz w:val="20"/>
-          <w:szCs w:val="20"/>
-        </w:rPr>
-        <w:t>AMC Stub’s A-List)</w:t>
-      </w:r>
-    </w:p>
-    <w:p>
-      <w:pPr>
-        <w:pStyle w:val="NormalWeb"/>
-        <w:numPr>
-          <w:ilvl w:val="0"/>
-          <w:numId w:val="1"/>
-        </w:numPr>
-        <w:spacing w:before="0" w:beforeAutospacing="0" w:after="0" w:afterAutospacing="0" w:line="276" w:lineRule="auto"/>
-        <w:ind w:left="270" w:hanging="270"/>
-        <w:textAlignment w:val="baseline"/>
-        <w:rPr>
-          <w:rFonts w:ascii="Tenor Sans" w:hAnsi="Tenor Sans"/>
-          <w:color w:val="000000"/>
-          <w:sz w:val="20"/>
-          <w:szCs w:val="20"/>
-        </w:rPr>
-      </w:pPr>
-      <w:r>
-        <w:rPr>
-          <w:rFonts w:ascii="Tenor Sans" w:hAnsi="Tenor Sans"/>
-          <w:color w:val="000000"/>
-          <w:sz w:val="20"/>
-          <w:szCs w:val="20"/>
-        </w:rPr>
-        <w:t xml:space="preserve">Knowing every Bob Dylan lyric </w:t>
-      </w:r>
-    </w:p>
-    <w:p>
-      <w:pPr>
-        <w:pStyle w:val="NormalWeb"/>
-        <w:numPr>
-          <w:ilvl w:val="0"/>
-          <w:numId w:val="1"/>
-        </w:numPr>
-        <w:spacing w:before="0" w:beforeAutospacing="0" w:after="0" w:afterAutospacing="0" w:line="276" w:lineRule="auto"/>
-        <w:ind w:left="270" w:hanging="270"/>
-        <w:textAlignment w:val="baseline"/>
-        <w:rPr>
-          <w:rFonts w:ascii="Tenor Sans" w:hAnsi="Tenor Sans"/>
-          <w:color w:val="000000"/>
-          <w:sz w:val="20"/>
-          <w:szCs w:val="20"/>
-        </w:rPr>
-      </w:pPr>
-      <w:r>
-        <w:rPr>
-          <w:rFonts w:ascii="Tenor Sans" w:hAnsi="Tenor Sans"/>
-          <w:color w:val="000000"/>
-          <w:sz w:val="20"/>
-          <w:szCs w:val="20"/>
-        </w:rPr>
-        <w:t xml:space="preserve">Soccer ball juggler </w:t>
-      </w:r>
-    </w:p>
-    <w:p>
-      <w:pPr>
-        <w:pStyle w:val="NormalWeb"/>
-        <w:numPr>
-          <w:ilvl w:val="0"/>
-          <w:numId w:val="1"/>
-        </w:numPr>
-        <w:spacing w:before="0" w:beforeAutospacing="0" w:after="0" w:afterAutospacing="0" w:line="276" w:lineRule="auto"/>
-        <w:ind w:left="270" w:hanging="270"/>
-        <w:textAlignment w:val="baseline"/>
-        <w:rPr>
-          <w:rFonts w:ascii="Tenor Sans" w:hAnsi="Tenor Sans"/>
-          <w:color w:val="000000"/>
-          <w:sz w:val="20"/>
-          <w:szCs w:val="20"/>
-        </w:rPr>
-      </w:pPr>
-      <w:r>
-        <w:rPr>
-          <w:rFonts w:ascii="Tenor Sans" w:hAnsi="Tenor Sans"/>
-          <w:color w:val="000000"/>
-          <w:sz w:val="20"/>
-          <w:szCs w:val="20"/>
-        </w:rPr>
         <w:t xml:space="preserve">Ambidextrous </w:t>
       </w:r>
     </w:p>
@@ -1114,65 +1060,8 @@
           <w:bCs w:val="0"/>
           <w:smallCaps/>
           <w:color w:val="000000"/>
-          <w:sz w:val="20"/>
-          <w:szCs w:val="20"/>
-          <w:shd w:val="clear" w:color="auto" w:fill="FFFFFF"/>
-        </w:rPr>
-      </w:pPr>
-    </w:p>
-    <w:p>
-      <w:pPr>
-        <w:pStyle w:val="Heading1"/>
-        <w:pBdr>
-          <w:bottom w:val="single" w:sz="6" w:space="0" w:color="000000"/>
-        </w:pBdr>
-        <w:spacing w:before="0" w:beforeAutospacing="0" w:after="0" w:afterAutospacing="0"/>
-        <w:rPr>
-          <w:rFonts w:ascii="Tenor Sans" w:hAnsi="Tenor Sans"/>
-          <w:b w:val="0"/>
-          <w:bCs w:val="0"/>
-          <w:smallCaps/>
-          <w:color w:val="000000"/>
-          <w:sz w:val="20"/>
-          <w:szCs w:val="20"/>
-          <w:shd w:val="clear" w:color="auto" w:fill="FFFFFF"/>
-        </w:rPr>
-      </w:pPr>
-    </w:p>
-    <w:p>
-      <w:pPr>
-        <w:pStyle w:val="Heading1"/>
-        <w:pBdr>
-          <w:bottom w:val="single" w:sz="6" w:space="0" w:color="000000"/>
-        </w:pBdr>
-        <w:spacing w:before="0" w:beforeAutospacing="0" w:after="0" w:afterAutospacing="0"/>
-        <w:rPr>
-          <w:rFonts w:ascii="Tenor Sans" w:hAnsi="Tenor Sans"/>
-          <w:b w:val="0"/>
-          <w:bCs w:val="0"/>
-          <w:smallCaps/>
-          <w:color w:val="000000"/>
-          <w:sz w:val="21"/>
-          <w:szCs w:val="21"/>
-          <w:shd w:val="clear" w:color="auto" w:fill="FFFFFF"/>
-        </w:rPr>
-      </w:pPr>
-    </w:p>
-    <w:p>
-      <w:pPr>
-        <w:pStyle w:val="Heading1"/>
-        <w:pBdr>
-          <w:bottom w:val="single" w:sz="6" w:space="0" w:color="000000"/>
-        </w:pBdr>
-        <w:spacing w:before="0" w:beforeAutospacing="0" w:after="0" w:afterAutospacing="0"/>
-        <w:rPr>
-          <w:rFonts w:ascii="Tenor Sans" w:hAnsi="Tenor Sans"/>
-          <w:b w:val="0"/>
-          <w:bCs w:val="0"/>
-          <w:smallCaps/>
-          <w:color w:val="000000"/>
-          <w:sz w:val="21"/>
-          <w:szCs w:val="21"/>
+          <w:sz w:val="15"/>
+          <w:szCs w:val="15"/>
           <w:shd w:val="clear" w:color="auto" w:fill="FFFFFF"/>
         </w:rPr>
       </w:pPr>
@@ -1344,7 +1233,7 @@
           <w:numId w:val="3"/>
         </w:numPr>
         <w:spacing w:before="0" w:beforeAutospacing="0" w:after="0" w:afterAutospacing="0" w:line="276" w:lineRule="auto"/>
-        <w:ind w:left="360"/>
+        <w:ind w:left="270" w:hanging="270"/>
         <w:textAlignment w:val="baseline"/>
         <w:rPr>
           <w:rFonts w:ascii="Tenor Sans" w:hAnsi="Tenor Sans"/>
@@ -1389,7 +1278,7 @@
           <w:numId w:val="3"/>
         </w:numPr>
         <w:spacing w:before="0" w:beforeAutospacing="0" w:after="0" w:afterAutospacing="0" w:line="276" w:lineRule="auto"/>
-        <w:ind w:left="360"/>
+        <w:ind w:left="270" w:hanging="270"/>
         <w:textAlignment w:val="baseline"/>
         <w:rPr>
           <w:rFonts w:ascii="Tenor Sans" w:hAnsi="Tenor Sans"/>
@@ -1426,7 +1315,7 @@
           <w:numId w:val="3"/>
         </w:numPr>
         <w:spacing w:before="0" w:beforeAutospacing="0" w:after="0" w:afterAutospacing="0" w:line="276" w:lineRule="auto"/>
-        <w:ind w:left="360"/>
+        <w:ind w:left="270" w:hanging="270"/>
         <w:textAlignment w:val="baseline"/>
         <w:rPr>
           <w:rFonts w:ascii="Tenor Sans" w:hAnsi="Tenor Sans"/>
@@ -1463,7 +1352,7 @@
           <w:numId w:val="3"/>
         </w:numPr>
         <w:spacing w:before="0" w:beforeAutospacing="0" w:after="0" w:afterAutospacing="0" w:line="276" w:lineRule="auto"/>
-        <w:ind w:left="360"/>
+        <w:ind w:left="270" w:hanging="270"/>
         <w:textAlignment w:val="baseline"/>
         <w:rPr>
           <w:rFonts w:ascii="Tenor Sans" w:hAnsi="Tenor Sans"/>
@@ -1591,7 +1480,7 @@
           <w:numId w:val="5"/>
         </w:numPr>
         <w:spacing w:before="0" w:beforeAutospacing="0" w:after="0" w:afterAutospacing="0" w:line="276" w:lineRule="auto"/>
-        <w:ind w:left="360"/>
+        <w:ind w:left="270" w:hanging="270"/>
         <w:textAlignment w:val="baseline"/>
         <w:rPr>
           <w:rFonts w:ascii="Tenor Sans" w:hAnsi="Tenor Sans"/>
@@ -1618,7 +1507,7 @@
           <w:numId w:val="5"/>
         </w:numPr>
         <w:spacing w:before="0" w:beforeAutospacing="0" w:after="0" w:afterAutospacing="0" w:line="276" w:lineRule="auto"/>
-        <w:ind w:left="360"/>
+        <w:ind w:left="270" w:hanging="270"/>
         <w:textAlignment w:val="baseline"/>
         <w:rPr>
           <w:rFonts w:ascii="Tenor Sans" w:hAnsi="Tenor Sans"/>
@@ -1743,7 +1632,7 @@
           <w:numId w:val="6"/>
         </w:numPr>
         <w:spacing w:before="0" w:beforeAutospacing="0" w:after="0" w:afterAutospacing="0" w:line="276" w:lineRule="auto"/>
-        <w:ind w:left="360"/>
+        <w:ind w:left="270" w:hanging="270"/>
         <w:textAlignment w:val="baseline"/>
         <w:rPr>
           <w:rFonts w:ascii="Tenor Sans" w:hAnsi="Tenor Sans"/>
@@ -1770,7 +1659,7 @@
           <w:numId w:val="6"/>
         </w:numPr>
         <w:spacing w:before="0" w:beforeAutospacing="0" w:after="0" w:afterAutospacing="0" w:line="276" w:lineRule="auto"/>
-        <w:ind w:left="360"/>
+        <w:ind w:left="270" w:hanging="270"/>
         <w:textAlignment w:val="baseline"/>
         <w:rPr>
           <w:rFonts w:ascii="Tenor Sans" w:hAnsi="Tenor Sans"/>
@@ -1790,6 +1679,7 @@
       </w:r>
     </w:p>
     <w:sectPr>
+      <w:type w:val="continuous"/>
       <w:pgSz w:w="12240" w:h="15840"/>
       <w:pgMar w:top="1440" w:right="1440" w:bottom="1440" w:left="1440" w:header="720" w:footer="720" w:gutter="0"/>
       <w:cols w:num="2" w:space="720"/>

--- a/resume.docx
+++ b/resume.docx
@@ -152,18 +152,24 @@
         <w:spacing w:line="276" w:lineRule="auto"/>
         <w:rPr>
           <w:rFonts w:ascii="Tenor Sans" w:hAnsi="Tenor Sans"/>
-          <w:sz w:val="20"/>
-          <w:szCs w:val="20"/>
-        </w:rPr>
-      </w:pPr>
-      <w:r>
-        <w:rPr>
-          <w:rFonts w:ascii="Tenor Sans" w:hAnsi="Tenor Sans"/>
-          <w:sz w:val="20"/>
-          <w:szCs w:val="20"/>
-        </w:rPr>
-        <w:t>paoloiacovelli1@gmail.com</w:t>
-      </w:r>
+          <w:color w:val="000000" w:themeColor="text1"/>
+          <w:sz w:val="20"/>
+          <w:szCs w:val="20"/>
+        </w:rPr>
+      </w:pPr>
+      <w:hyperlink r:id="rId7" w:history="1">
+        <w:r>
+          <w:rPr>
+            <w:rStyle w:val="Hyperlink"/>
+            <w:rFonts w:ascii="Tenor Sans" w:hAnsi="Tenor Sans"/>
+            <w:color w:val="000000" w:themeColor="text1"/>
+            <w:sz w:val="20"/>
+            <w:szCs w:val="20"/>
+            <w:u w:val="none"/>
+          </w:rPr>
+          <w:t>paoloiacovelli1@gmail.com</w:t>
+        </w:r>
+      </w:hyperlink>
     </w:p>
     <w:p>
       <w:pPr>
